--- a/hin/docx/07.content.docx
+++ b/hin/docx/07.content.docx
@@ -19,7 +19,7 @@
         <w:rPr>
           <w:lang w:val="hi_IN" w:bidi="hi_IN"/>
         </w:rPr>
-        <w:t>Resource: अध्ययन नोट्स - पुस्तक परिचय (टिंडेल)</w:t>
+        <w:t>Resource: Tyndale Open Study Notes</w:t>
       </w:r>
       <w:r>
         <w:rPr>
@@ -112,7 +112,7 @@
         <w:rPr>
           <w:lang w:val="hi_IN" w:bidi="hi_IN"/>
         </w:rPr>
-        <w:t>अध्ययन नोट्स - पुस्तक परिचय (टिंडेल)</w:t>
+        <w:t>Tyndale Open Study Notes</w:t>
       </w:r>
     </w:p>
     <w:p>

--- a/hin/docx/07.content.docx
+++ b/hin/docx/07.content.docx
@@ -19,7 +19,7 @@
         <w:rPr>
           <w:lang w:val="hi_IN" w:bidi="hi_IN"/>
         </w:rPr>
-        <w:t>Resource: Tyndale Open Study Notes</w:t>
+        <w:t>Resource: Aquifer Open Study Notes (Book Intros)</w:t>
       </w:r>
       <w:r>
         <w:rPr>
@@ -112,7 +112,7 @@
         <w:rPr>
           <w:lang w:val="hi_IN" w:bidi="hi_IN"/>
         </w:rPr>
-        <w:t>Tyndale Open Study Notes</w:t>
+        <w:t>Aquifer Open Study Notes (Book Intros)</w:t>
       </w:r>
     </w:p>
     <w:p>

--- a/hin/docx/07.content.docx
+++ b/hin/docx/07.content.docx
@@ -299,54 +299,36 @@
         </w:rPr>
         <w:t>न्यायियों के अनुसार, इस्राएल की कमियों के दो स्रोत थे। पहला, प्रस्तावनाएं (</w:t>
       </w:r>
-      <w:hyperlink r:id="rId13">
-        <w:r>
-          <w:rPr>
-            <w:lang w:val="hi_IN" w:bidi="hi_IN"/>
-          </w:rPr>
-          <w:rPr>
-            <w:color w:val="0000EE"/>
-            <w:u w:val="single"/>
-          </w:rPr>
-          <w:t>1:1–2:5</w:t>
-        </w:r>
-      </w:hyperlink>
+      <w:r>
+        <w:rPr>
+          <w:lang w:val="hi_IN" w:bidi="hi_IN"/>
+        </w:rPr>
+        <w:t>1:1–2:5</w:t>
+      </w:r>
       <w:r>
         <w:rPr>
           <w:lang w:val="hi_IN" w:bidi="hi_IN"/>
         </w:rPr>
         <w:t xml:space="preserve"> और </w:t>
       </w:r>
-      <w:hyperlink r:id="rId14">
-        <w:r>
-          <w:rPr>
-            <w:lang w:val="hi_IN" w:bidi="hi_IN"/>
-          </w:rPr>
-          <w:rPr>
-            <w:color w:val="0000EE"/>
-            <w:u w:val="single"/>
-          </w:rPr>
-          <w:t>2:6–3:6</w:t>
-        </w:r>
-      </w:hyperlink>
+      <w:r>
+        <w:rPr>
+          <w:lang w:val="hi_IN" w:bidi="hi_IN"/>
+        </w:rPr>
+        <w:t>2:6–3:6</w:t>
+      </w:r>
       <w:r>
         <w:rPr>
           <w:lang w:val="hi_IN" w:bidi="hi_IN"/>
         </w:rPr>
         <w:t xml:space="preserve">) यह बताती हैं कि इस्राएली गोत्र अपनी निर्धारित भूमि पर पूरी तरह अधिकार स्थापित करने में असफल रहे क्योंकि उन्होंने मूसा के तहत दी गई व्यवस्था का पालन करने के बजाय कनान के रीति-रिवाजों को अपना लिया। दूसरा मुद्दा उपसंहार (अध्याय </w:t>
       </w:r>
-      <w:hyperlink r:id="rId15">
-        <w:r>
-          <w:rPr>
-            <w:lang w:val="hi_IN" w:bidi="hi_IN"/>
-          </w:rPr>
-          <w:rPr>
-            <w:color w:val="0000EE"/>
-            <w:u w:val="single"/>
-          </w:rPr>
-          <w:t>17–21</w:t>
-        </w:r>
-      </w:hyperlink>
+      <w:r>
+        <w:rPr>
+          <w:lang w:val="hi_IN" w:bidi="hi_IN"/>
+        </w:rPr>
+        <w:t>17–21</w:t>
+      </w:r>
       <w:r>
         <w:rPr>
           <w:lang w:val="hi_IN" w:bidi="hi_IN"/>
@@ -365,72 +347,48 @@
         </w:rPr>
         <w:t>” (</w:t>
       </w:r>
-      <w:hyperlink r:id="rId16">
-        <w:r>
-          <w:rPr>
-            <w:lang w:val="hi_IN" w:bidi="hi_IN"/>
-          </w:rPr>
-          <w:rPr>
-            <w:color w:val="0000EE"/>
-            <w:u w:val="single"/>
-          </w:rPr>
-          <w:t>17:6</w:t>
-        </w:r>
-      </w:hyperlink>
+      <w:r>
+        <w:rPr>
+          <w:lang w:val="hi_IN" w:bidi="hi_IN"/>
+        </w:rPr>
+        <w:t>17:6</w:t>
+      </w:r>
       <w:r>
         <w:rPr>
           <w:lang w:val="hi_IN" w:bidi="hi_IN"/>
         </w:rPr>
         <w:t xml:space="preserve">; </w:t>
       </w:r>
-      <w:hyperlink r:id="rId17">
-        <w:r>
-          <w:rPr>
-            <w:lang w:val="hi_IN" w:bidi="hi_IN"/>
-          </w:rPr>
-          <w:rPr>
-            <w:color w:val="0000EE"/>
-            <w:u w:val="single"/>
-          </w:rPr>
-          <w:t>18:1</w:t>
-        </w:r>
-      </w:hyperlink>
+      <w:r>
+        <w:rPr>
+          <w:lang w:val="hi_IN" w:bidi="hi_IN"/>
+        </w:rPr>
+        <w:t>18:1</w:t>
+      </w:r>
       <w:r>
         <w:rPr>
           <w:lang w:val="hi_IN" w:bidi="hi_IN"/>
         </w:rPr>
         <w:t xml:space="preserve">; </w:t>
       </w:r>
-      <w:hyperlink r:id="rId18">
-        <w:r>
-          <w:rPr>
-            <w:lang w:val="hi_IN" w:bidi="hi_IN"/>
-          </w:rPr>
-          <w:rPr>
-            <w:color w:val="0000EE"/>
-            <w:u w:val="single"/>
-          </w:rPr>
-          <w:t>19:1</w:t>
-        </w:r>
-      </w:hyperlink>
+      <w:r>
+        <w:rPr>
+          <w:lang w:val="hi_IN" w:bidi="hi_IN"/>
+        </w:rPr>
+        <w:t>19:1</w:t>
+      </w:r>
       <w:r>
         <w:rPr>
           <w:lang w:val="hi_IN" w:bidi="hi_IN"/>
         </w:rPr>
         <w:t xml:space="preserve">; </w:t>
       </w:r>
-      <w:hyperlink r:id="rId19">
-        <w:r>
-          <w:rPr>
-            <w:lang w:val="hi_IN" w:bidi="hi_IN"/>
-          </w:rPr>
-          <w:rPr>
-            <w:color w:val="0000EE"/>
-            <w:u w:val="single"/>
-          </w:rPr>
-          <w:t>21:25</w:t>
-        </w:r>
-      </w:hyperlink>
+      <w:r>
+        <w:rPr>
+          <w:lang w:val="hi_IN" w:bidi="hi_IN"/>
+        </w:rPr>
+        <w:t>21:25</w:t>
+      </w:r>
       <w:r>
         <w:rPr>
           <w:lang w:val="hi_IN" w:bidi="hi_IN"/>
@@ -451,18 +409,12 @@
         </w:rPr>
         <w:t xml:space="preserve">हालांकि, न्यायियों की पुस्तक करिश्माई नेतृत्व के सिद्धांत को अस्वीकार नहीं करती है जो न्यायियों में निहित है। न्यायियों की प्रेरणा परमेश्वर की पहल पर आई और इस्राएल का नेतृत्व और उद्धार करने में परमेश्वर के उद्देश्य को पूरा किया (देखें </w:t>
       </w:r>
-      <w:hyperlink r:id="rId20">
-        <w:r>
-          <w:rPr>
-            <w:lang w:val="hi_IN" w:bidi="hi_IN"/>
-          </w:rPr>
-          <w:rPr>
-            <w:color w:val="0000EE"/>
-            <w:u w:val="single"/>
-          </w:rPr>
-          <w:t>2:16–19</w:t>
-        </w:r>
-      </w:hyperlink>
+      <w:r>
+        <w:rPr>
+          <w:lang w:val="hi_IN" w:bidi="hi_IN"/>
+        </w:rPr>
+        <w:t>2:16–19</w:t>
+      </w:r>
       <w:r>
         <w:rPr>
           <w:lang w:val="hi_IN" w:bidi="hi_IN"/>
@@ -494,54 +446,36 @@
         </w:rPr>
         <w:t xml:space="preserve">न्यायियों की पुस्तक एक अ-ब-अ संरचना का अनुसरण करती है, जो दो प्रस्तावनाओं से शुरू होती है। प्रत्येक प्रस्तावना यहोशू की मृत्यु से प्रारम्भ होती है—जो इस्राएल के राष्ट्रीय जीवन की एक महत्वपूर्ण घटना थी—और इस प्रकार </w:t>
       </w:r>
-      <w:hyperlink r:id="rId21">
-        <w:r>
-          <w:rPr>
-            <w:lang w:val="hi_IN" w:bidi="hi_IN"/>
-          </w:rPr>
-          <w:rPr>
-            <w:color w:val="0000EE"/>
-            <w:u w:val="single"/>
-          </w:rPr>
-          <w:t>यहोशू 24:28–31</w:t>
-        </w:r>
-      </w:hyperlink>
+      <w:r>
+        <w:rPr>
+          <w:lang w:val="hi_IN" w:bidi="hi_IN"/>
+        </w:rPr>
+        <w:t>यहोशू 24:28–31</w:t>
+      </w:r>
       <w:r>
         <w:rPr>
           <w:lang w:val="hi_IN" w:bidi="hi_IN"/>
         </w:rPr>
         <w:t xml:space="preserve"> से कथा को आगे बढ़ाती है। पहली प्रस्तावना (</w:t>
       </w:r>
-      <w:hyperlink r:id="rId13">
-        <w:r>
-          <w:rPr>
-            <w:lang w:val="hi_IN" w:bidi="hi_IN"/>
-          </w:rPr>
-          <w:rPr>
-            <w:color w:val="0000EE"/>
-            <w:u w:val="single"/>
-          </w:rPr>
-          <w:t>न्या 1:1–2:5</w:t>
-        </w:r>
-      </w:hyperlink>
+      <w:r>
+        <w:rPr>
+          <w:lang w:val="hi_IN" w:bidi="hi_IN"/>
+        </w:rPr>
+        <w:t>न्या 1:1–2:5</w:t>
+      </w:r>
       <w:r>
         <w:rPr>
           <w:lang w:val="hi_IN" w:bidi="hi_IN"/>
         </w:rPr>
         <w:t>) विभिन्न गोत्रों की असफलताओं को याद करती है, जिन्होंने परमेश्वर की वाचा का पूरी तरह पालन नहीं किया। उन्होंने भूमि के केवल आंशिक अधिग्रहण से संतोष कर लिया, जिससे यह स्पष्ट हुआ कि उन्होंने यहोवा के वादे की उपेक्षा की और इसके परिणामस्वरूप उनकी सुरक्षा वापस लेने को उकसाया (</w:t>
       </w:r>
-      <w:hyperlink r:id="rId22">
-        <w:r>
-          <w:rPr>
-            <w:lang w:val="hi_IN" w:bidi="hi_IN"/>
-          </w:rPr>
-          <w:rPr>
-            <w:color w:val="0000EE"/>
-            <w:u w:val="single"/>
-          </w:rPr>
-          <w:t>2:1–3</w:t>
-        </w:r>
-      </w:hyperlink>
+      <w:r>
+        <w:rPr>
+          <w:lang w:val="hi_IN" w:bidi="hi_IN"/>
+        </w:rPr>
+        <w:t>2:1–3</w:t>
+      </w:r>
       <w:r>
         <w:rPr>
           <w:lang w:val="hi_IN" w:bidi="hi_IN"/>
@@ -562,18 +496,12 @@
         </w:rPr>
         <w:t>दूसरी प्रस्तावना (</w:t>
       </w:r>
-      <w:hyperlink r:id="rId14">
-        <w:r>
-          <w:rPr>
-            <w:lang w:val="hi_IN" w:bidi="hi_IN"/>
-          </w:rPr>
-          <w:rPr>
-            <w:color w:val="0000EE"/>
-            <w:u w:val="single"/>
-          </w:rPr>
-          <w:t>2:6–3:6</w:t>
-        </w:r>
-      </w:hyperlink>
+      <w:r>
+        <w:rPr>
+          <w:lang w:val="hi_IN" w:bidi="hi_IN"/>
+        </w:rPr>
+        <w:t>2:6–3:6</w:t>
+      </w:r>
       <w:r>
         <w:rPr>
           <w:lang w:val="hi_IN" w:bidi="hi_IN"/>
@@ -592,54 +520,36 @@
         </w:rPr>
         <w:t>" (</w:t>
       </w:r>
-      <w:hyperlink r:id="rId23">
-        <w:r>
-          <w:rPr>
-            <w:lang w:val="hi_IN" w:bidi="hi_IN"/>
-          </w:rPr>
-          <w:rPr>
-            <w:color w:val="0000EE"/>
-            <w:u w:val="single"/>
-          </w:rPr>
-          <w:t>2:10</w:t>
-        </w:r>
-      </w:hyperlink>
+      <w:r>
+        <w:rPr>
+          <w:lang w:val="hi_IN" w:bidi="hi_IN"/>
+        </w:rPr>
+        <w:t>2:10</w:t>
+      </w:r>
       <w:r>
         <w:rPr>
           <w:lang w:val="hi_IN" w:bidi="hi_IN"/>
         </w:rPr>
         <w:t>)। इसके बाद पुस्तक के मुख्य विषय को प्रस्तुत किया गया है, न्यायियों का जिन्हें परमेश्वर ने इस्राएल को बचाने और उन्हें वाचा की आज्ञाकारिता की ओर वापस बुलाने के लिए उठाया (</w:t>
       </w:r>
-      <w:hyperlink r:id="rId24">
-        <w:r>
-          <w:rPr>
-            <w:lang w:val="hi_IN" w:bidi="hi_IN"/>
-          </w:rPr>
-          <w:rPr>
-            <w:color w:val="0000EE"/>
-            <w:u w:val="single"/>
-          </w:rPr>
-          <w:t>2:16</w:t>
-        </w:r>
-      </w:hyperlink>
+      <w:r>
+        <w:rPr>
+          <w:lang w:val="hi_IN" w:bidi="hi_IN"/>
+        </w:rPr>
+        <w:t>2:16</w:t>
+      </w:r>
       <w:r>
         <w:rPr>
           <w:lang w:val="hi_IN" w:bidi="hi_IN"/>
         </w:rPr>
         <w:t xml:space="preserve">), जिसका प्रमाण प्रतिज्ञा की भूमि का विश्वासपूर्वक अधिकार होगा। </w:t>
       </w:r>
-      <w:hyperlink r:id="rId25">
-        <w:r>
-          <w:rPr>
-            <w:lang w:val="hi_IN" w:bidi="hi_IN"/>
-          </w:rPr>
-          <w:rPr>
-            <w:color w:val="0000EE"/>
-            <w:u w:val="single"/>
-          </w:rPr>
-          <w:t>न्यायियों 3:1–6</w:t>
-        </w:r>
-      </w:hyperlink>
+      <w:r>
+        <w:rPr>
+          <w:lang w:val="hi_IN" w:bidi="hi_IN"/>
+        </w:rPr>
+        <w:t>न्यायियों 3:1–6</w:t>
+      </w:r>
       <w:r>
         <w:rPr>
           <w:lang w:val="hi_IN" w:bidi="hi_IN"/>
@@ -660,36 +570,24 @@
         </w:rPr>
         <w:t>केंद्रीय खण्ड (</w:t>
       </w:r>
-      <w:hyperlink r:id="rId26">
-        <w:r>
-          <w:rPr>
-            <w:lang w:val="hi_IN" w:bidi="hi_IN"/>
-          </w:rPr>
-          <w:rPr>
-            <w:color w:val="0000EE"/>
-            <w:u w:val="single"/>
-          </w:rPr>
-          <w:t>3:7–16:31</w:t>
-        </w:r>
-      </w:hyperlink>
+      <w:r>
+        <w:rPr>
+          <w:lang w:val="hi_IN" w:bidi="hi_IN"/>
+        </w:rPr>
+        <w:t>3:7–16:31</w:t>
+      </w:r>
       <w:r>
         <w:rPr>
           <w:lang w:val="hi_IN" w:bidi="hi_IN"/>
         </w:rPr>
         <w:t xml:space="preserve">) में "चक्रों" की एक श्रृंखला शामिल है—छह प्रमुख न्यायियों (ओत्नीएल, एहूद, दबोरा, गिदोन, यिप्तह, और शिमशोन) के विस्तृत विवरण और छह छोटे न्यायियों (शमगर, तोला, याईर, इबसान, एलोन, और अब्दोन) के संक्षिप्त विवरण। इस खण्ड में एक विरोधी-अगुवे, अबीमेलेक (अध्याय </w:t>
       </w:r>
-      <w:hyperlink r:id="rId27">
-        <w:r>
-          <w:rPr>
-            <w:lang w:val="hi_IN" w:bidi="hi_IN"/>
-          </w:rPr>
-          <w:rPr>
-            <w:color w:val="0000EE"/>
-            <w:u w:val="single"/>
-          </w:rPr>
-          <w:t>9</w:t>
-        </w:r>
-      </w:hyperlink>
+      <w:r>
+        <w:rPr>
+          <w:lang w:val="hi_IN" w:bidi="hi_IN"/>
+        </w:rPr>
+        <w:t>9</w:t>
+      </w:r>
       <w:r>
         <w:rPr>
           <w:lang w:val="hi_IN" w:bidi="hi_IN"/>
@@ -722,36 +620,24 @@
         </w:rPr>
         <w:t xml:space="preserve">न्यायियों की पुस्तक दो उपसंहारों (अध्याय </w:t>
       </w:r>
-      <w:hyperlink r:id="rId28">
-        <w:r>
-          <w:rPr>
-            <w:lang w:val="hi_IN" w:bidi="hi_IN"/>
-          </w:rPr>
-          <w:rPr>
-            <w:color w:val="0000EE"/>
-            <w:u w:val="single"/>
-          </w:rPr>
-          <w:t>17–18</w:t>
-        </w:r>
-      </w:hyperlink>
+      <w:r>
+        <w:rPr>
+          <w:lang w:val="hi_IN" w:bidi="hi_IN"/>
+        </w:rPr>
+        <w:t>17–18</w:t>
+      </w:r>
       <w:r>
         <w:rPr>
           <w:lang w:val="hi_IN" w:bidi="hi_IN"/>
         </w:rPr>
         <w:t xml:space="preserve">; </w:t>
       </w:r>
-      <w:hyperlink r:id="rId29">
-        <w:r>
-          <w:rPr>
-            <w:lang w:val="hi_IN" w:bidi="hi_IN"/>
-          </w:rPr>
-          <w:rPr>
-            <w:color w:val="0000EE"/>
-            <w:u w:val="single"/>
-          </w:rPr>
-          <w:t>19–21</w:t>
-        </w:r>
-      </w:hyperlink>
+      <w:r>
+        <w:rPr>
+          <w:lang w:val="hi_IN" w:bidi="hi_IN"/>
+        </w:rPr>
+        <w:t>19–21</w:t>
+      </w:r>
       <w:r>
         <w:rPr>
           <w:lang w:val="hi_IN" w:bidi="hi_IN"/>
@@ -782,72 +668,48 @@
         </w:rPr>
         <w:t xml:space="preserve">" (देखें </w:t>
       </w:r>
-      <w:hyperlink r:id="rId16">
-        <w:r>
-          <w:rPr>
-            <w:lang w:val="hi_IN" w:bidi="hi_IN"/>
-          </w:rPr>
-          <w:rPr>
-            <w:color w:val="0000EE"/>
-            <w:u w:val="single"/>
-          </w:rPr>
-          <w:t>17:6</w:t>
-        </w:r>
-      </w:hyperlink>
+      <w:r>
+        <w:rPr>
+          <w:lang w:val="hi_IN" w:bidi="hi_IN"/>
+        </w:rPr>
+        <w:t>17:6</w:t>
+      </w:r>
       <w:r>
         <w:rPr>
           <w:lang w:val="hi_IN" w:bidi="hi_IN"/>
         </w:rPr>
         <w:t xml:space="preserve">; </w:t>
       </w:r>
-      <w:hyperlink r:id="rId17">
-        <w:r>
-          <w:rPr>
-            <w:lang w:val="hi_IN" w:bidi="hi_IN"/>
-          </w:rPr>
-          <w:rPr>
-            <w:color w:val="0000EE"/>
-            <w:u w:val="single"/>
-          </w:rPr>
-          <w:t>18:1</w:t>
-        </w:r>
-      </w:hyperlink>
+      <w:r>
+        <w:rPr>
+          <w:lang w:val="hi_IN" w:bidi="hi_IN"/>
+        </w:rPr>
+        <w:t>18:1</w:t>
+      </w:r>
       <w:r>
         <w:rPr>
           <w:lang w:val="hi_IN" w:bidi="hi_IN"/>
         </w:rPr>
         <w:t xml:space="preserve">; </w:t>
       </w:r>
-      <w:hyperlink r:id="rId18">
-        <w:r>
-          <w:rPr>
-            <w:lang w:val="hi_IN" w:bidi="hi_IN"/>
-          </w:rPr>
-          <w:rPr>
-            <w:color w:val="0000EE"/>
-            <w:u w:val="single"/>
-          </w:rPr>
-          <w:t>19:1</w:t>
-        </w:r>
-      </w:hyperlink>
+      <w:r>
+        <w:rPr>
+          <w:lang w:val="hi_IN" w:bidi="hi_IN"/>
+        </w:rPr>
+        <w:t>19:1</w:t>
+      </w:r>
       <w:r>
         <w:rPr>
           <w:lang w:val="hi_IN" w:bidi="hi_IN"/>
         </w:rPr>
         <w:t xml:space="preserve">; </w:t>
       </w:r>
-      <w:hyperlink r:id="rId19">
-        <w:r>
-          <w:rPr>
-            <w:lang w:val="hi_IN" w:bidi="hi_IN"/>
-          </w:rPr>
-          <w:rPr>
-            <w:color w:val="0000EE"/>
-            <w:u w:val="single"/>
-          </w:rPr>
-          <w:t>21:25</w:t>
-        </w:r>
-      </w:hyperlink>
+      <w:r>
+        <w:rPr>
+          <w:lang w:val="hi_IN" w:bidi="hi_IN"/>
+        </w:rPr>
+        <w:t>21:25</w:t>
+      </w:r>
       <w:r>
         <w:rPr>
           <w:lang w:val="hi_IN" w:bidi="hi_IN"/>
@@ -893,18 +755,12 @@
         </w:rPr>
         <w:t>इस इतिहास के अन्तिम अध्याय से साक्ष्य (</w:t>
       </w:r>
-      <w:hyperlink r:id="rId30">
-        <w:r>
-          <w:rPr>
-            <w:lang w:val="hi_IN" w:bidi="hi_IN"/>
-          </w:rPr>
-          <w:rPr>
-            <w:color w:val="0000EE"/>
-            <w:u w:val="single"/>
-          </w:rPr>
-          <w:t>2 रा 25:27–30</w:t>
-        </w:r>
-      </w:hyperlink>
+      <w:r>
+        <w:rPr>
+          <w:lang w:val="hi_IN" w:bidi="hi_IN"/>
+        </w:rPr>
+        <w:t>2 रा 25:27–30</w:t>
+      </w:r>
       <w:r>
         <w:rPr>
           <w:lang w:val="hi_IN" w:bidi="hi_IN"/>
@@ -936,36 +792,24 @@
         </w:rPr>
         <w:t xml:space="preserve">एक लम्बे समय से यह प्रश्न बना हुआ है कि न्यायियों के विवरणों को यहोशू से शाऊल तक की अवधि की कालक्रम में कैसे समायोजित किया जाए। न्यायियों की तिथि निर्धारण और क्रमबद्धता विशेष रूप से कठिन है; परिणाम इस बात पर काफी हद तक निर्भर करते हैं कि निर्गमन को 1400 ई.पू. या 1200 ई.पू. में हुआ माना जाता है। लम्बी कालक्रम (निर्गमन की पहले की तिथि पर आधारित) </w:t>
       </w:r>
-      <w:hyperlink r:id="rId31">
-        <w:r>
-          <w:rPr>
-            <w:lang w:val="hi_IN" w:bidi="hi_IN"/>
-          </w:rPr>
-          <w:rPr>
-            <w:color w:val="0000EE"/>
-            <w:u w:val="single"/>
-          </w:rPr>
-          <w:t>न्यायियों 11:26</w:t>
-        </w:r>
-      </w:hyperlink>
+      <w:r>
+        <w:rPr>
+          <w:lang w:val="hi_IN" w:bidi="hi_IN"/>
+        </w:rPr>
+        <w:t>न्यायियों 11:26</w:t>
+      </w:r>
       <w:r>
         <w:rPr>
           <w:lang w:val="hi_IN" w:bidi="hi_IN"/>
         </w:rPr>
         <w:t xml:space="preserve"> और </w:t>
       </w:r>
-      <w:hyperlink r:id="rId32">
-        <w:r>
-          <w:rPr>
-            <w:lang w:val="hi_IN" w:bidi="hi_IN"/>
-          </w:rPr>
-          <w:rPr>
-            <w:color w:val="0000EE"/>
-            <w:u w:val="single"/>
-          </w:rPr>
-          <w:t>1 राजाओं 6:1</w:t>
-        </w:r>
-      </w:hyperlink>
+      <w:r>
+        <w:rPr>
+          <w:lang w:val="hi_IN" w:bidi="hi_IN"/>
+        </w:rPr>
+        <w:t>1 राजाओं 6:1</w:t>
+      </w:r>
       <w:r>
         <w:rPr>
           <w:lang w:val="hi_IN" w:bidi="hi_IN"/>
@@ -1026,18 +870,12 @@
         </w:rPr>
         <w:t xml:space="preserve">इस कठिनाई का समाधान यह है कि यह समझा जाए कि न्यायियों ने हमेशा क्रमिक रूप से काम नहीं किया बल्कि कभी-कभी एक-दूसरे के साथ समान समय में काम किया। उदाहरण के लिए, </w:t>
       </w:r>
-      <w:hyperlink r:id="rId33">
-        <w:r>
-          <w:rPr>
-            <w:lang w:val="hi_IN" w:bidi="hi_IN"/>
-          </w:rPr>
-          <w:rPr>
-            <w:color w:val="0000EE"/>
-            <w:u w:val="single"/>
-          </w:rPr>
-          <w:t>न्यायियों 10:7</w:t>
-        </w:r>
-      </w:hyperlink>
+      <w:r>
+        <w:rPr>
+          <w:lang w:val="hi_IN" w:bidi="hi_IN"/>
+        </w:rPr>
+        <w:t>न्यायियों 10:7</w:t>
+      </w:r>
       <w:r>
         <w:rPr>
           <w:lang w:val="hi_IN" w:bidi="hi_IN"/>
@@ -1058,54 +896,36 @@
         </w:rPr>
         <w:t>कुछ मामलों में, पाठ न्यायियों के बीच एक अनुक्रम की ओर संकेत करता है। उदाहरण के लिए, शमगर ने "एहूद के बाद" न्याय किया (</w:t>
       </w:r>
-      <w:hyperlink r:id="rId34">
-        <w:r>
-          <w:rPr>
-            <w:lang w:val="hi_IN" w:bidi="hi_IN"/>
-          </w:rPr>
-          <w:rPr>
-            <w:color w:val="0000EE"/>
-            <w:u w:val="single"/>
-          </w:rPr>
-          <w:t>3:31</w:t>
-        </w:r>
-      </w:hyperlink>
+      <w:r>
+        <w:rPr>
+          <w:lang w:val="hi_IN" w:bidi="hi_IN"/>
+        </w:rPr>
+        <w:t>3:31</w:t>
+      </w:r>
       <w:r>
         <w:rPr>
           <w:lang w:val="hi_IN" w:bidi="hi_IN"/>
         </w:rPr>
         <w:t>) और दबोरा ने "एहूद की मृत्यु के बाद" न्याय किया (</w:t>
       </w:r>
-      <w:hyperlink r:id="rId35">
-        <w:r>
-          <w:rPr>
-            <w:lang w:val="hi_IN" w:bidi="hi_IN"/>
-          </w:rPr>
-          <w:rPr>
-            <w:color w:val="0000EE"/>
-            <w:u w:val="single"/>
-          </w:rPr>
-          <w:t>4:1</w:t>
-        </w:r>
-      </w:hyperlink>
+      <w:r>
+        <w:rPr>
+          <w:lang w:val="hi_IN" w:bidi="hi_IN"/>
+        </w:rPr>
+        <w:t>4:1</w:t>
+      </w:r>
       <w:r>
         <w:rPr>
           <w:lang w:val="hi_IN" w:bidi="hi_IN"/>
         </w:rPr>
         <w:t xml:space="preserve">; देखें </w:t>
       </w:r>
-      <w:hyperlink r:id="rId36">
-        <w:r>
-          <w:rPr>
-            <w:lang w:val="hi_IN" w:bidi="hi_IN"/>
-          </w:rPr>
-          <w:rPr>
-            <w:color w:val="0000EE"/>
-            <w:u w:val="single"/>
-          </w:rPr>
-          <w:t>5:6</w:t>
-        </w:r>
-      </w:hyperlink>
+      <w:r>
+        <w:rPr>
+          <w:lang w:val="hi_IN" w:bidi="hi_IN"/>
+        </w:rPr>
+        <w:t>5:6</w:t>
+      </w:r>
       <w:r>
         <w:rPr>
           <w:lang w:val="hi_IN" w:bidi="hi_IN"/>
@@ -1207,18 +1027,12 @@
         </w:rPr>
         <w:t>यहाँ तक कि पहला और दूसरा शमूएल में राजशाही की ओर परिवर्तन के दौरान भी, इस नई आधिकारिक नेतृत्व प्रणाली के प्रति एक प्रकार की असमंजसता देखी जाती है। राजशाही की शुरुआत शाऊल से हुई, जो एक करिश्माई न्यायी-राजा थे, लेकिन उनके शासन में दोनों प्रणालियों की कमजोरियाँ मिलकर उनके पतन का कारण बनीं। इसके विपरीत, करिश्माई नेतृत्व को दाऊद के जीवन में फिर से स्थापित किया गया, जो एक महान नायक-राजा थे। दाऊद इतने स्पष्ट रूप से एक करिश्माई राजा थे कि प्रारंभ में उन्हें एक सफल न्यायी से अलग कर पाना कठिन था। न्यायियों की पुस्तक में व्यक्त इस्राएल के कराहने का समाधान करिश्माई अगुवों को अस्वीकार करना नहीं था, बल्कि परमेश्वर द्वारा अपने चुने हुए राजा दाऊद के साथ किए गए वाचा को जोड़ना था (</w:t>
       </w:r>
-      <w:hyperlink r:id="rId37">
-        <w:r>
-          <w:rPr>
-            <w:lang w:val="hi_IN" w:bidi="hi_IN"/>
-          </w:rPr>
-          <w:rPr>
-            <w:color w:val="0000EE"/>
-            <w:u w:val="single"/>
-          </w:rPr>
-          <w:t>2 शमू 7:1–29</w:t>
-        </w:r>
-      </w:hyperlink>
+      <w:r>
+        <w:rPr>
+          <w:lang w:val="hi_IN" w:bidi="hi_IN"/>
+        </w:rPr>
+        <w:t>2 शमू 7:1–29</w:t>
+      </w:r>
       <w:r>
         <w:rPr>
           <w:lang w:val="hi_IN" w:bidi="hi_IN"/>
